--- a/ClaudeComBook/DocTemplates/benefits.docx
+++ b/ClaudeComBook/DocTemplates/benefits.docx
@@ -2,32 +2,6 @@
 <file path=word/document.xml><?xml version="1.0" encoding="utf-8"?>
 <w:document xmlns:wpc="http://schemas.microsoft.com/office/word/2010/wordprocessingCanvas" xmlns:cx="http://schemas.microsoft.com/office/drawing/2014/chartex" xmlns:cx1="http://schemas.microsoft.com/office/drawing/2015/9/8/chartex" xmlns:cx2="http://schemas.microsoft.com/office/drawing/2015/10/21/chartex" xmlns:cx3="http://schemas.microsoft.com/office/drawing/2016/5/9/chartex" xmlns:cx4="http://schemas.microsoft.com/office/drawing/2016/5/10/chartex" xmlns:cx5="http://schemas.microsoft.com/office/drawing/2016/5/11/chartex" xmlns:cx6="http://schemas.microsoft.com/office/drawing/2016/5/12/chartex" xmlns:cx7="http://schemas.microsoft.com/office/drawing/2016/5/13/chartex" xmlns:cx8="http://schemas.microsoft.com/office/drawing/2016/5/14/chartex" xmlns:mc="http://schemas.openxmlformats.org/markup-compatibility/2006" xmlns:aink="http://schemas.microsoft.com/office/drawing/2016/ink" xmlns:am3d="http://schemas.microsoft.com/office/drawing/2017/model3d" xmlns:o="urn:schemas-microsoft-com:office:office" xmlns:oel="http://schemas.microsoft.com/office/2019/extlst" xmlns:r="http://schemas.openxmlformats.org/officeDocument/2006/relationships" xmlns:m="http://schemas.openxmlformats.org/officeDocument/2006/math" xmlns:v="urn:schemas-microsoft-com:vml" xmlns:wp14="http://schemas.microsoft.com/office/word/2010/wordprocessingDrawing" xmlns:wp="http://schemas.openxmlformats.org/drawingml/2006/wordprocessingDrawing" xmlns:w10="urn:schemas-microsoft-com:office:word" xmlns:w="http://schemas.openxmlformats.org/wordprocessingml/2006/main" xmlns:w14="http://schemas.microsoft.com/office/word/2010/wordml" xmlns:w15="http://schemas.microsoft.com/office/word/2012/wordml" xmlns:w16cei="http://schemas.microsoft.com/office/word/2026/wordml/cei" xmlns:w16cex="http://schemas.microsoft.com/office/word/2018/wordml/cex" xmlns:w16cid="http://schemas.microsoft.com/office/word/2016/wordml/cid" xmlns:w16="http://schemas.microsoft.com/office/word/2018/wordml" xmlns:w16du="http://schemas.microsoft.com/office/word/2023/wordml/word16du" xmlns:w16sdtdh="http://schemas.microsoft.com/office/word/2020/wordml/sdtdatahash" xmlns:w16sdtfl="http://schemas.microsoft.com/office/word/2024/wordml/sdtformatlock" xmlns:w16se="http://schemas.microsoft.com/office/word/2015/wordml/symex" xmlns:wpg="http://schemas.microsoft.com/office/word/2010/wordprocessingGroup" xmlns:wpi="http://schemas.microsoft.com/office/word/2010/wordprocessingInk" xmlns:wne="http://schemas.microsoft.com/office/word/2006/wordml" xmlns:wps="http://schemas.microsoft.com/office/word/2010/wordprocessingShape" mc:Ignorable="w14 w15 w16se w16cid w16 w16cex w16sdtdh w16sdtfl w16du wp14">
   <w:body>
-    <w:p>
-      <w:pPr>
-        <w:widowControl w:val="0"/>
-        <w:suppressAutoHyphens/>
-        <w:rPr>
-          <w:rFonts w:ascii="Times New Roman CYR" w:hAnsi="Times New Roman CYR"/>
-          <w:noProof/>
-          <w:color w:val="000000"/>
-          <w:sz w:val="18"/>
-          <w:lang w:val="en-US" w:eastAsia="ru-RU"/>
-        </w:rPr>
-      </w:pPr>
-    </w:p>
-    <w:p>
-      <w:pPr>
-        <w:widowControl w:val="0"/>
-        <w:suppressAutoHyphens/>
-        <w:rPr>
-          <w:rFonts w:ascii="Times New Roman CYR" w:hAnsi="Times New Roman CYR"/>
-          <w:noProof/>
-          <w:color w:val="000000"/>
-          <w:sz w:val="18"/>
-          <w:lang w:val="ru-RU" w:eastAsia="ru-RU"/>
-        </w:rPr>
-      </w:pPr>
-    </w:p>
     <w:p>
       <w:pPr>
         <w:widowControl w:val="0"/>
@@ -202,7 +176,6 @@
           <w:lang w:val="ru-RU" w:eastAsia="zh-CN"/>
         </w:rPr>
       </w:pPr>
-      <w:proofErr w:type="spellStart"/>
       <w:r>
         <w:rPr>
           <w:color w:val="000000"/>
@@ -210,17 +183,7 @@
           <w:szCs w:val="22"/>
           <w:lang w:val="ru-RU" w:eastAsia="zh-CN"/>
         </w:rPr>
-        <w:t>вул</w:t>
-      </w:r>
-      <w:proofErr w:type="spellEnd"/>
-      <w:r>
-        <w:rPr>
-          <w:color w:val="000000"/>
-          <w:sz w:val="22"/>
-          <w:szCs w:val="22"/>
-          <w:lang w:val="ru-RU" w:eastAsia="zh-CN"/>
-        </w:rPr>
-        <w:t>. Шевченка, 46а, с. Бережниця, Стрийський  р-н, Львівська обл., 81743</w:t>
+        <w:t>вул. Шевченка, 46а, с. Бережниця, Стрийський  р-н, Львівська обл., 81743</w:t>
       </w:r>
     </w:p>
     <w:p>
@@ -309,7 +272,7 @@
           <w:b/>
           <w:lang w:eastAsia="ru-RU"/>
         </w:rPr>
-        <w:t>в</w:t>
+        <w:t>В</w:t>
       </w:r>
       <w:proofErr w:type="spellStart"/>
       <w:r>
@@ -348,17 +311,8 @@
           <w:b/>
           <w:lang w:eastAsia="ru-RU"/>
         </w:rPr>
-        <w:t xml:space="preserve"> </w:t>
-      </w:r>
-      <w:proofErr w:type="spellStart"/>
-      <w:r>
-        <w:rPr>
-          <w:b/>
-          <w:lang w:eastAsia="ru-RU"/>
-        </w:rPr>
-        <w:t>НомерДовідки</w:t>
-      </w:r>
-      <w:proofErr w:type="spellEnd"/>
+        <w:t xml:space="preserve"> НомерДовідки</w:t>
+      </w:r>
       <w:r>
         <w:rPr>
           <w:b/>
@@ -588,7 +542,8 @@
     </w:p>
     <w:tbl>
       <w:tblPr>
-        <w:tblW w:w="9180" w:type="dxa"/>
+        <w:tblW w:w="9923" w:type="dxa"/>
+        <w:tblInd w:w="-5" w:type="dxa"/>
         <w:tblBorders>
           <w:top w:val="single" w:sz="4" w:space="0" w:color="auto"/>
           <w:left w:val="single" w:sz="4" w:space="0" w:color="auto"/>
@@ -601,19 +556,36 @@
         <w:tblLook w:val="01E0" w:firstRow="1" w:lastRow="1" w:firstColumn="1" w:lastColumn="1" w:noHBand="0" w:noVBand="0"/>
       </w:tblPr>
       <w:tblGrid>
-        <w:gridCol w:w="3085"/>
+        <w:gridCol w:w="738"/>
+        <w:gridCol w:w="2664"/>
         <w:gridCol w:w="1418"/>
-        <w:gridCol w:w="1559"/>
-        <w:gridCol w:w="1559"/>
-        <w:gridCol w:w="1559"/>
+        <w:gridCol w:w="1417"/>
+        <w:gridCol w:w="1701"/>
+        <w:gridCol w:w="1985"/>
       </w:tblGrid>
       <w:tr>
         <w:trPr>
-          <w:trHeight w:val="1912"/>
+          <w:trHeight w:val="1754"/>
         </w:trPr>
         <w:tc>
           <w:tcPr>
-            <w:tcW w:w="3085" w:type="dxa"/>
+            <w:tcW w:w="738" w:type="dxa"/>
+            <w:tcBorders>
+              <w:top w:val="single" w:sz="4" w:space="0" w:color="auto"/>
+              <w:left w:val="single" w:sz="4" w:space="0" w:color="auto"/>
+              <w:bottom w:val="single" w:sz="4" w:space="0" w:color="auto"/>
+              <w:right w:val="single" w:sz="4" w:space="0" w:color="auto"/>
+            </w:tcBorders>
+          </w:tcPr>
+          <w:p>
+            <w:r>
+              <w:t>№ п/п</w:t>
+            </w:r>
+          </w:p>
+        </w:tc>
+        <w:tc>
+          <w:tcPr>
+            <w:tcW w:w="2664" w:type="dxa"/>
             <w:tcBorders>
               <w:top w:val="single" w:sz="4" w:space="0" w:color="auto"/>
               <w:left w:val="single" w:sz="4" w:space="0" w:color="auto"/>
@@ -655,7 +627,7 @@
         </w:tc>
         <w:tc>
           <w:tcPr>
-            <w:tcW w:w="1559" w:type="dxa"/>
+            <w:tcW w:w="1417" w:type="dxa"/>
             <w:tcBorders>
               <w:top w:val="single" w:sz="4" w:space="0" w:color="auto"/>
               <w:left w:val="single" w:sz="4" w:space="0" w:color="auto"/>
@@ -672,7 +644,7 @@
         </w:tc>
         <w:tc>
           <w:tcPr>
-            <w:tcW w:w="1559" w:type="dxa"/>
+            <w:tcW w:w="1701" w:type="dxa"/>
             <w:tcBorders>
               <w:top w:val="single" w:sz="4" w:space="0" w:color="auto"/>
               <w:left w:val="single" w:sz="4" w:space="0" w:color="auto"/>
@@ -697,7 +669,7 @@
         </w:tc>
         <w:tc>
           <w:tcPr>
-            <w:tcW w:w="1559" w:type="dxa"/>
+            <w:tcW w:w="1985" w:type="dxa"/>
             <w:tcBorders>
               <w:top w:val="single" w:sz="4" w:space="0" w:color="auto"/>
               <w:left w:val="single" w:sz="4" w:space="0" w:color="auto"/>
@@ -714,11 +686,27 @@
       </w:tr>
       <w:tr>
         <w:trPr>
-          <w:trHeight w:val="343"/>
+          <w:trHeight w:val="314"/>
         </w:trPr>
         <w:tc>
           <w:tcPr>
-            <w:tcW w:w="3085" w:type="dxa"/>
+            <w:tcW w:w="738" w:type="dxa"/>
+            <w:tcBorders>
+              <w:top w:val="single" w:sz="4" w:space="0" w:color="auto"/>
+              <w:left w:val="single" w:sz="4" w:space="0" w:color="auto"/>
+              <w:bottom w:val="single" w:sz="4" w:space="0" w:color="auto"/>
+              <w:right w:val="single" w:sz="4" w:space="0" w:color="auto"/>
+            </w:tcBorders>
+          </w:tcPr>
+          <w:p>
+            <w:r>
+              <w:t>1</w:t>
+            </w:r>
+          </w:p>
+        </w:tc>
+        <w:tc>
+          <w:tcPr>
+            <w:tcW w:w="2664" w:type="dxa"/>
             <w:tcBorders>
               <w:top w:val="single" w:sz="4" w:space="0" w:color="auto"/>
               <w:left w:val="single" w:sz="4" w:space="0" w:color="auto"/>
@@ -733,14 +721,21 @@
                 <w:lang w:val="en-US"/>
               </w:rPr>
             </w:pPr>
-            <w:proofErr w:type="spellStart"/>
             <w:r>
               <w:rPr>
                 <w:lang w:val="en-US"/>
               </w:rPr>
               <w:t>full_name</w:t>
             </w:r>
-            <w:proofErr w:type="spellEnd"/>
+            <w:r>
+              <w:t xml:space="preserve"> </w:t>
+            </w:r>
+            <w:r>
+              <w:rPr>
+                <w:lang w:val="en-US"/>
+              </w:rPr>
+              <w:t>{FR}</w:t>
+            </w:r>
           </w:p>
         </w:tc>
         <w:tc>
@@ -762,7 +757,7 @@
         </w:tc>
         <w:tc>
           <w:tcPr>
-            <w:tcW w:w="1559" w:type="dxa"/>
+            <w:tcW w:w="1417" w:type="dxa"/>
             <w:tcBorders>
               <w:top w:val="single" w:sz="4" w:space="0" w:color="auto"/>
               <w:left w:val="single" w:sz="4" w:space="0" w:color="auto"/>
@@ -777,19 +772,17 @@
                 <w:lang w:val="en-US"/>
               </w:rPr>
             </w:pPr>
-            <w:proofErr w:type="spellStart"/>
             <w:r>
               <w:rPr>
                 <w:lang w:val="en-US"/>
               </w:rPr>
               <w:t>birth_date</w:t>
             </w:r>
-            <w:proofErr w:type="spellEnd"/>
           </w:p>
         </w:tc>
         <w:tc>
           <w:tcPr>
-            <w:tcW w:w="1559" w:type="dxa"/>
+            <w:tcW w:w="1701" w:type="dxa"/>
             <w:tcBorders>
               <w:top w:val="single" w:sz="4" w:space="0" w:color="auto"/>
               <w:left w:val="single" w:sz="4" w:space="0" w:color="auto"/>
@@ -806,108 +799,7 @@
         </w:tc>
         <w:tc>
           <w:tcPr>
-            <w:tcW w:w="1559" w:type="dxa"/>
-            <w:tcBorders>
-              <w:top w:val="single" w:sz="4" w:space="0" w:color="auto"/>
-              <w:left w:val="single" w:sz="4" w:space="0" w:color="auto"/>
-              <w:bottom w:val="single" w:sz="4" w:space="0" w:color="auto"/>
-              <w:right w:val="single" w:sz="4" w:space="0" w:color="auto"/>
-            </w:tcBorders>
-          </w:tcPr>
-          <w:p/>
-        </w:tc>
-      </w:tr>
-      <w:tr>
-        <w:trPr>
-          <w:trHeight w:val="343"/>
-        </w:trPr>
-        <w:tc>
-          <w:tcPr>
-            <w:tcW w:w="3085" w:type="dxa"/>
-            <w:tcBorders>
-              <w:top w:val="single" w:sz="4" w:space="0" w:color="auto"/>
-              <w:left w:val="single" w:sz="4" w:space="0" w:color="auto"/>
-              <w:bottom w:val="single" w:sz="4" w:space="0" w:color="auto"/>
-              <w:right w:val="single" w:sz="4" w:space="0" w:color="auto"/>
-            </w:tcBorders>
-          </w:tcPr>
-          <w:p>
-            <w:pPr>
-              <w:rPr>
-                <w:lang w:val="en-US"/>
-              </w:rPr>
-            </w:pPr>
-            <w:proofErr w:type="spellStart"/>
-            <w:r>
-              <w:rPr>
-                <w:lang w:val="en-US"/>
-              </w:rPr>
-              <w:t>full_name</w:t>
-            </w:r>
-            <w:proofErr w:type="spellEnd"/>
-          </w:p>
-        </w:tc>
-        <w:tc>
-          <w:tcPr>
-            <w:tcW w:w="1418" w:type="dxa"/>
-            <w:tcBorders>
-              <w:top w:val="single" w:sz="4" w:space="0" w:color="auto"/>
-              <w:left w:val="single" w:sz="4" w:space="0" w:color="auto"/>
-              <w:bottom w:val="single" w:sz="4" w:space="0" w:color="auto"/>
-              <w:right w:val="single" w:sz="4" w:space="0" w:color="auto"/>
-            </w:tcBorders>
-          </w:tcPr>
-          <w:p>
-            <w:r>
-              <w:t>член сім’ї</w:t>
-            </w:r>
-          </w:p>
-        </w:tc>
-        <w:tc>
-          <w:tcPr>
-            <w:tcW w:w="1559" w:type="dxa"/>
-            <w:tcBorders>
-              <w:top w:val="single" w:sz="4" w:space="0" w:color="auto"/>
-              <w:left w:val="single" w:sz="4" w:space="0" w:color="auto"/>
-              <w:bottom w:val="single" w:sz="4" w:space="0" w:color="auto"/>
-              <w:right w:val="single" w:sz="4" w:space="0" w:color="auto"/>
-            </w:tcBorders>
-          </w:tcPr>
-          <w:p>
-            <w:pPr>
-              <w:rPr>
-                <w:lang w:val="en-US"/>
-              </w:rPr>
-            </w:pPr>
-            <w:proofErr w:type="spellStart"/>
-            <w:r>
-              <w:rPr>
-                <w:lang w:val="en-US"/>
-              </w:rPr>
-              <w:t>birth_date</w:t>
-            </w:r>
-            <w:proofErr w:type="spellEnd"/>
-          </w:p>
-        </w:tc>
-        <w:tc>
-          <w:tcPr>
-            <w:tcW w:w="1559" w:type="dxa"/>
-            <w:tcBorders>
-              <w:top w:val="single" w:sz="4" w:space="0" w:color="auto"/>
-              <w:left w:val="single" w:sz="4" w:space="0" w:color="auto"/>
-              <w:bottom w:val="single" w:sz="4" w:space="0" w:color="auto"/>
-              <w:right w:val="single" w:sz="4" w:space="0" w:color="auto"/>
-            </w:tcBorders>
-          </w:tcPr>
-          <w:p>
-            <w:r>
-              <w:t>Документ</w:t>
-            </w:r>
-          </w:p>
-        </w:tc>
-        <w:tc>
-          <w:tcPr>
-            <w:tcW w:w="1559" w:type="dxa"/>
+            <w:tcW w:w="1985" w:type="dxa"/>
             <w:tcBorders>
               <w:top w:val="single" w:sz="4" w:space="0" w:color="auto"/>
               <w:left w:val="single" w:sz="4" w:space="0" w:color="auto"/>
@@ -947,10 +839,15 @@
         <w:t xml:space="preserve"> </w:t>
       </w:r>
       <w:r>
-        <w:t xml:space="preserve"> ос</w:t>
-      </w:r>
-      <w:r>
-        <w:t xml:space="preserve">.    </w:t>
+        <w:t xml:space="preserve"> </w:t>
+      </w:r>
+      <w:proofErr w:type="spellStart"/>
+      <w:r>
+        <w:t>Кільк.Прописом</w:t>
+      </w:r>
+      <w:proofErr w:type="spellEnd"/>
+      <w:r>
+        <w:t xml:space="preserve">    </w:t>
       </w:r>
       <w:r>
         <w:t>Заг.</w:t>
@@ -1079,14 +976,16 @@
         <w:rPr>
           <w:lang w:val="ru-RU"/>
         </w:rPr>
-        <w:t xml:space="preserve">Посада_1                                                                                       </w:t>
-      </w:r>
+        <w:t xml:space="preserve">Посада                                                                                      </w:t>
+      </w:r>
+      <w:proofErr w:type="spellStart"/>
       <w:r>
         <w:rPr>
           <w:lang w:val="en-US"/>
         </w:rPr>
-        <w:t>Name_1 SURNAME_1</w:t>
-      </w:r>
+        <w:t>ShortName</w:t>
+      </w:r>
+      <w:proofErr w:type="spellEnd"/>
     </w:p>
     <w:p>
       <w:pPr>
